--- a/teaching/2026Spring/6041/syllabus.docx
+++ b/teaching/2026Spring/6041/syllabus.docx
@@ -795,6 +795,12 @@
         <w:r>
           <w:t>‬</w:t>
         </w:r>
+        <w:r>
+          <w:t>‬</w:t>
+        </w:r>
+        <w:r>
+          <w:t>‬</w:t>
+        </w:r>
       </w:bdo>
     </w:p>
     <w:p>
@@ -2082,7 +2088,7 @@
       <w:pPr>
         <w:contextualSpacing/>
         <w:rPr>
-          <w:rFonts w:eastAsia="Times New Roman" w:cstheme="minorHAnsi" w:hint="eastAsia"/>
+          <w:rFonts w:eastAsia="Times New Roman" w:cstheme="minorHAnsi"/>
           <w:sz w:val="24"/>
           <w:szCs w:val="21"/>
           <w:lang w:eastAsia="zh-CN"/>
